--- a/tests/org.obeonetwork.m2doc.html.tests/resources/html/aInternalLink/aInternalLink-expected-generation.docx
+++ b/tests/org.obeonetwork.m2doc.html.tests/resources/html/aInternalLink/aInternalLink-expected-generation.docx
@@ -27,14 +27,14 @@
         </w:rPr>
         <w:t/>
       </w:r>
-      <w:bookmarkStart w:name="ID1" w:id="92596884637857121948231351862677366470"/>
+      <w:bookmarkStart w:name="ID1" w:id="87616828277884926567033960793109129022"/>
       <w:r>
         <w:rPr>
           <w:lang w:val="en-US"/>
         </w:rPr>
         <w:t>Bookmark ID1</w:t>
       </w:r>
-      <w:bookmarkEnd w:id="92596884637857121948231351862677366470"/>
+      <w:bookmarkEnd w:id="87616828277884926567033960793109129022"/>
     </w:p>
     <w:p>
       <w:r>

--- a/tests/org.obeonetwork.m2doc.html.tests/resources/html/aInternalLink/aInternalLink-expected-generation.docx
+++ b/tests/org.obeonetwork.m2doc.html.tests/resources/html/aInternalLink/aInternalLink-expected-generation.docx
@@ -29,14 +29,14 @@
         </w:rPr>
         <w:t/>
       </w:r>
-      <w:bookmarkStart w:name="ID1" w:id="29726971084822071619651239243408599916"/>
+      <w:bookmarkStart w:name="ID1" w:id="135148313594955234888267615697393864603"/>
       <w:r>
         <w:rPr>
           <w:lang w:val="en-US"/>
         </w:rPr>
         <w:t>Bookmark ID1</w:t>
       </w:r>
-      <w:bookmarkEnd w:id="29726971084822071619651239243408599916"/>
+      <w:bookmarkEnd w:id="135148313594955234888267615697393864603"/>
     </w:p>
     <w:p>
       <w:pPr>
